--- a/00-首页/题组Word/习题书/第二篇-结构化学/5-对称性与群论-学生版-打印版.docx
+++ b/00-首页/题组Word/习题书/第二篇-结构化学/5-对称性与群论-学生版-打印版.docx
@@ -319,6 +319,31 @@
     </w:p>
     <w:p>
       <w:pPr>
+        <w:spacing w:before="0" w:after="0"/>
+      </w:pPr>
+    </w:p>
+    <w:p>
+      <w:pPr>
+        <w:spacing w:before="0" w:after="0"/>
+      </w:pPr>
+    </w:p>
+    <w:p>
+      <w:pPr>
+        <w:spacing w:before="0" w:after="0"/>
+      </w:pPr>
+    </w:p>
+    <w:p>
+      <w:pPr>
+        <w:spacing w:before="0" w:after="0"/>
+      </w:pPr>
+    </w:p>
+    <w:p>
+      <w:pPr>
+        <w:spacing w:before="0" w:after="0"/>
+      </w:pPr>
+    </w:p>
+    <w:p>
+      <w:pPr>
         <w:spacing w:before="160" w:after="80"/>
       </w:pPr>
       <w:r>
@@ -423,6 +448,21 @@
         </w:rPr>
         <w:t>。</w:t>
       </w:r>
+    </w:p>
+    <w:p>
+      <w:pPr>
+        <w:spacing w:before="0" w:after="0"/>
+      </w:pPr>
+    </w:p>
+    <w:p>
+      <w:pPr>
+        <w:spacing w:before="0" w:after="0"/>
+      </w:pPr>
+    </w:p>
+    <w:p>
+      <w:pPr>
+        <w:spacing w:before="0" w:after="0"/>
+      </w:pPr>
     </w:p>
     <w:p>
       <w:pPr>
@@ -530,6 +570,21 @@
     </w:p>
     <w:p>
       <w:pPr>
+        <w:spacing w:before="0" w:after="0"/>
+      </w:pPr>
+    </w:p>
+    <w:p>
+      <w:pPr>
+        <w:spacing w:before="0" w:after="0"/>
+      </w:pPr>
+    </w:p>
+    <w:p>
+      <w:pPr>
+        <w:spacing w:before="0" w:after="0"/>
+      </w:pPr>
+    </w:p>
+    <w:p>
+      <w:pPr>
         <w:spacing w:before="160" w:after="80"/>
       </w:pPr>
       <w:r>
@@ -642,6 +697,21 @@
     </w:p>
     <w:p>
       <w:pPr>
+        <w:spacing w:before="0" w:after="0"/>
+      </w:pPr>
+    </w:p>
+    <w:p>
+      <w:pPr>
+        <w:spacing w:before="0" w:after="0"/>
+      </w:pPr>
+    </w:p>
+    <w:p>
+      <w:pPr>
+        <w:spacing w:before="0" w:after="0"/>
+      </w:pPr>
+    </w:p>
+    <w:p>
+      <w:pPr>
         <w:spacing w:before="160" w:after="80"/>
       </w:pPr>
       <w:r>
@@ -754,6 +824,21 @@
     </w:p>
     <w:p>
       <w:pPr>
+        <w:spacing w:before="0" w:after="0"/>
+      </w:pPr>
+    </w:p>
+    <w:p>
+      <w:pPr>
+        <w:spacing w:before="0" w:after="0"/>
+      </w:pPr>
+    </w:p>
+    <w:p>
+      <w:pPr>
+        <w:spacing w:before="0" w:after="0"/>
+      </w:pPr>
+    </w:p>
+    <w:p>
+      <w:pPr>
         <w:spacing w:before="160" w:after="80"/>
       </w:pPr>
       <w:r>
@@ -926,6 +1011,21 @@
         </w:rPr>
         <w:t>。</w:t>
       </w:r>
+    </w:p>
+    <w:p>
+      <w:pPr>
+        <w:spacing w:before="0" w:after="0"/>
+      </w:pPr>
+    </w:p>
+    <w:p>
+      <w:pPr>
+        <w:spacing w:before="0" w:after="0"/>
+      </w:pPr>
+    </w:p>
+    <w:p>
+      <w:pPr>
+        <w:spacing w:before="0" w:after="0"/>
+      </w:pPr>
     </w:p>
     <w:p>
       <w:pPr>
@@ -1287,6 +1387,21 @@
     </w:p>
     <w:p>
       <w:pPr>
+        <w:spacing w:before="0" w:after="0"/>
+      </w:pPr>
+    </w:p>
+    <w:p>
+      <w:pPr>
+        <w:spacing w:before="0" w:after="0"/>
+      </w:pPr>
+    </w:p>
+    <w:p>
+      <w:pPr>
+        <w:spacing w:before="0" w:after="0"/>
+      </w:pPr>
+    </w:p>
+    <w:p>
+      <w:pPr>
         <w:spacing w:before="160" w:after="80"/>
       </w:pPr>
       <w:r>
@@ -1362,6 +1477,21 @@
         </w:rPr>
         <w:t>。</w:t>
       </w:r>
+    </w:p>
+    <w:p>
+      <w:pPr>
+        <w:spacing w:before="0" w:after="0"/>
+      </w:pPr>
+    </w:p>
+    <w:p>
+      <w:pPr>
+        <w:spacing w:before="0" w:after="0"/>
+      </w:pPr>
+    </w:p>
+    <w:p>
+      <w:pPr>
+        <w:spacing w:before="0" w:after="0"/>
+      </w:pPr>
     </w:p>
     <w:p>
       <w:pPr>
@@ -1630,6 +1760,21 @@
     </w:p>
     <w:p>
       <w:pPr>
+        <w:spacing w:before="0" w:after="0"/>
+      </w:pPr>
+    </w:p>
+    <w:p>
+      <w:pPr>
+        <w:spacing w:before="0" w:after="0"/>
+      </w:pPr>
+    </w:p>
+    <w:p>
+      <w:pPr>
+        <w:spacing w:before="0" w:after="0"/>
+      </w:pPr>
+    </w:p>
+    <w:p>
+      <w:pPr>
         <w:spacing w:before="160" w:after="80"/>
       </w:pPr>
       <w:r>
@@ -1923,6 +2068,31 @@
         </w:rPr>
         <w:t>。</w:t>
       </w:r>
+    </w:p>
+    <w:p>
+      <w:pPr>
+        <w:spacing w:before="0" w:after="0"/>
+      </w:pPr>
+    </w:p>
+    <w:p>
+      <w:pPr>
+        <w:spacing w:before="0" w:after="0"/>
+      </w:pPr>
+    </w:p>
+    <w:p>
+      <w:pPr>
+        <w:spacing w:before="0" w:after="0"/>
+      </w:pPr>
+    </w:p>
+    <w:p>
+      <w:pPr>
+        <w:spacing w:before="0" w:after="0"/>
+      </w:pPr>
+    </w:p>
+    <w:p>
+      <w:pPr>
+        <w:spacing w:before="0" w:after="0"/>
+      </w:pPr>
     </w:p>
     <w:p>
       <w:pPr>
@@ -2129,6 +2299,21 @@
     </w:p>
     <w:p>
       <w:pPr>
+        <w:spacing w:before="0" w:after="0"/>
+      </w:pPr>
+    </w:p>
+    <w:p>
+      <w:pPr>
+        <w:spacing w:before="0" w:after="0"/>
+      </w:pPr>
+    </w:p>
+    <w:p>
+      <w:pPr>
+        <w:spacing w:before="0" w:after="0"/>
+      </w:pPr>
+    </w:p>
+    <w:p>
+      <w:pPr>
         <w:spacing w:before="160" w:after="80"/>
       </w:pPr>
       <w:r>
@@ -2277,6 +2462,21 @@
     </w:p>
     <w:p>
       <w:pPr>
+        <w:spacing w:before="0" w:after="0"/>
+      </w:pPr>
+    </w:p>
+    <w:p>
+      <w:pPr>
+        <w:spacing w:before="0" w:after="0"/>
+      </w:pPr>
+    </w:p>
+    <w:p>
+      <w:pPr>
+        <w:spacing w:before="0" w:after="0"/>
+      </w:pPr>
+    </w:p>
+    <w:p>
+      <w:pPr>
         <w:spacing w:before="160" w:after="80"/>
       </w:pPr>
       <w:r>
@@ -2457,6 +2657,31 @@
     </w:p>
     <w:p>
       <w:pPr>
+        <w:spacing w:before="0" w:after="0"/>
+      </w:pPr>
+    </w:p>
+    <w:p>
+      <w:pPr>
+        <w:spacing w:before="0" w:after="0"/>
+      </w:pPr>
+    </w:p>
+    <w:p>
+      <w:pPr>
+        <w:spacing w:before="0" w:after="0"/>
+      </w:pPr>
+    </w:p>
+    <w:p>
+      <w:pPr>
+        <w:spacing w:before="0" w:after="0"/>
+      </w:pPr>
+    </w:p>
+    <w:p>
+      <w:pPr>
+        <w:spacing w:before="0" w:after="0"/>
+      </w:pPr>
+    </w:p>
+    <w:p>
+      <w:pPr>
         <w:spacing w:before="160" w:after="80"/>
       </w:pPr>
       <w:r>
@@ -2496,6 +2721,21 @@
         </w:rPr>
         <w:t xml:space="preserve">判断一个分子有无永久偶极矩和有无旋光性的标准分别是什么</w:t>
       </w:r>
+    </w:p>
+    <w:p>
+      <w:pPr>
+        <w:spacing w:before="0" w:after="0"/>
+      </w:pPr>
+    </w:p>
+    <w:p>
+      <w:pPr>
+        <w:spacing w:before="0" w:after="0"/>
+      </w:pPr>
+    </w:p>
+    <w:p>
+      <w:pPr>
+        <w:spacing w:before="0" w:after="0"/>
+      </w:pPr>
     </w:p>
     <w:p>
       <w:pPr>
@@ -2695,6 +2935,21 @@
     </w:p>
     <w:p>
       <w:pPr>
+        <w:spacing w:before="0" w:after="0"/>
+      </w:pPr>
+    </w:p>
+    <w:p>
+      <w:pPr>
+        <w:spacing w:before="0" w:after="0"/>
+      </w:pPr>
+    </w:p>
+    <w:p>
+      <w:pPr>
+        <w:spacing w:before="0" w:after="0"/>
+      </w:pPr>
+    </w:p>
+    <w:p>
+      <w:pPr>
         <w:spacing w:before="160" w:after="80"/>
       </w:pPr>
       <w:r>
@@ -2746,6 +3001,21 @@
         </w:rPr>
         <w:t>推测分子立体构型及其点群</w:t>
       </w:r>
+    </w:p>
+    <w:p>
+      <w:pPr>
+        <w:spacing w:before="0" w:after="0"/>
+      </w:pPr>
+    </w:p>
+    <w:p>
+      <w:pPr>
+        <w:spacing w:before="0" w:after="0"/>
+      </w:pPr>
+    </w:p>
+    <w:p>
+      <w:pPr>
+        <w:spacing w:before="0" w:after="0"/>
+      </w:pPr>
     </w:p>
     <w:p>
       <w:pPr>
@@ -3135,6 +3405,21 @@
     </w:p>
     <w:p>
       <w:pPr>
+        <w:spacing w:before="0" w:after="0"/>
+      </w:pPr>
+    </w:p>
+    <w:p>
+      <w:pPr>
+        <w:spacing w:before="0" w:after="0"/>
+      </w:pPr>
+    </w:p>
+    <w:p>
+      <w:pPr>
+        <w:spacing w:before="0" w:after="0"/>
+      </w:pPr>
+    </w:p>
+    <w:p>
+      <w:pPr>
         <w:spacing w:before="160" w:after="80"/>
       </w:pPr>
       <w:r>
@@ -3270,6 +3555,21 @@
         </w:rPr>
         <w:t>?</w:t>
       </w:r>
+    </w:p>
+    <w:p>
+      <w:pPr>
+        <w:spacing w:before="0" w:after="0"/>
+      </w:pPr>
+    </w:p>
+    <w:p>
+      <w:pPr>
+        <w:spacing w:before="0" w:after="0"/>
+      </w:pPr>
+    </w:p>
+    <w:p>
+      <w:pPr>
+        <w:spacing w:before="0" w:after="0"/>
+      </w:pPr>
     </w:p>
     <w:p>
       <w:pPr>
@@ -3772,6 +4072,21 @@
     </w:p>
     <w:p>
       <w:pPr>
+        <w:spacing w:before="0" w:after="0"/>
+      </w:pPr>
+    </w:p>
+    <w:p>
+      <w:pPr>
+        <w:spacing w:before="0" w:after="0"/>
+      </w:pPr>
+    </w:p>
+    <w:p>
+      <w:pPr>
+        <w:spacing w:before="0" w:after="0"/>
+      </w:pPr>
+    </w:p>
+    <w:p>
+      <w:pPr>
         <w:spacing w:before="160" w:after="80"/>
       </w:pPr>
       <w:r>
@@ -4059,6 +4374,21 @@
     </w:p>
     <w:p>
       <w:pPr>
+        <w:spacing w:before="0" w:after="0"/>
+      </w:pPr>
+    </w:p>
+    <w:p>
+      <w:pPr>
+        <w:spacing w:before="0" w:after="0"/>
+      </w:pPr>
+    </w:p>
+    <w:p>
+      <w:pPr>
+        <w:spacing w:before="0" w:after="0"/>
+      </w:pPr>
+    </w:p>
+    <w:p>
+      <w:pPr>
         <w:spacing w:before="160" w:after="80"/>
       </w:pPr>
       <w:r>
@@ -4140,6 +4470,21 @@
         </w:rPr>
         <w:t>。</w:t>
       </w:r>
+    </w:p>
+    <w:p>
+      <w:pPr>
+        <w:spacing w:before="0" w:after="0"/>
+      </w:pPr>
+    </w:p>
+    <w:p>
+      <w:pPr>
+        <w:spacing w:before="0" w:after="0"/>
+      </w:pPr>
+    </w:p>
+    <w:p>
+      <w:pPr>
+        <w:spacing w:before="0" w:after="0"/>
+      </w:pPr>
     </w:p>
     <w:p>
       <w:pPr>
@@ -4329,6 +4674,21 @@
     </w:p>
     <w:p>
       <w:pPr>
+        <w:spacing w:before="0" w:after="0"/>
+      </w:pPr>
+    </w:p>
+    <w:p>
+      <w:pPr>
+        <w:spacing w:before="0" w:after="0"/>
+      </w:pPr>
+    </w:p>
+    <w:p>
+      <w:pPr>
+        <w:spacing w:before="0" w:after="0"/>
+      </w:pPr>
+    </w:p>
+    <w:p>
+      <w:pPr>
         <w:spacing w:before="160" w:after="80"/>
       </w:pPr>
       <w:r>
@@ -4610,6 +4970,31 @@
         </w:rPr>
         <w:t xml:space="preserve">。</w:t>
       </w:r>
+    </w:p>
+    <w:p>
+      <w:pPr>
+        <w:spacing w:before="0" w:after="0"/>
+      </w:pPr>
+    </w:p>
+    <w:p>
+      <w:pPr>
+        <w:spacing w:before="0" w:after="0"/>
+      </w:pPr>
+    </w:p>
+    <w:p>
+      <w:pPr>
+        <w:spacing w:before="0" w:after="0"/>
+      </w:pPr>
+    </w:p>
+    <w:p>
+      <w:pPr>
+        <w:spacing w:before="0" w:after="0"/>
+      </w:pPr>
+    </w:p>
+    <w:p>
+      <w:pPr>
+        <w:spacing w:before="0" w:after="0"/>
+      </w:pPr>
     </w:p>
     <w:p>
       <w:pPr>
@@ -5017,6 +5402,31 @@
     </w:p>
     <w:p>
       <w:pPr>
+        <w:spacing w:before="0" w:after="0"/>
+      </w:pPr>
+    </w:p>
+    <w:p>
+      <w:pPr>
+        <w:spacing w:before="0" w:after="0"/>
+      </w:pPr>
+    </w:p>
+    <w:p>
+      <w:pPr>
+        <w:spacing w:before="0" w:after="0"/>
+      </w:pPr>
+    </w:p>
+    <w:p>
+      <w:pPr>
+        <w:spacing w:before="0" w:after="0"/>
+      </w:pPr>
+    </w:p>
+    <w:p>
+      <w:pPr>
+        <w:spacing w:before="0" w:after="0"/>
+      </w:pPr>
+    </w:p>
+    <w:p>
+      <w:pPr>
         <w:spacing w:before="160" w:after="80"/>
       </w:pPr>
       <w:r>
@@ -5136,6 +5546,21 @@
     </w:p>
     <w:p>
       <w:pPr>
+        <w:spacing w:before="0" w:after="0"/>
+      </w:pPr>
+    </w:p>
+    <w:p>
+      <w:pPr>
+        <w:spacing w:before="0" w:after="0"/>
+      </w:pPr>
+    </w:p>
+    <w:p>
+      <w:pPr>
+        <w:spacing w:before="0" w:after="0"/>
+      </w:pPr>
+    </w:p>
+    <w:p>
+      <w:pPr>
         <w:spacing w:before="160" w:after="80"/>
       </w:pPr>
       <w:r>
@@ -5184,6 +5609,21 @@
     </w:p>
     <w:p>
       <w:pPr>
+        <w:spacing w:before="0" w:after="0"/>
+      </w:pPr>
+    </w:p>
+    <w:p>
+      <w:pPr>
+        <w:spacing w:before="0" w:after="0"/>
+      </w:pPr>
+    </w:p>
+    <w:p>
+      <w:pPr>
+        <w:spacing w:before="0" w:after="0"/>
+      </w:pPr>
+    </w:p>
+    <w:p>
+      <w:pPr>
         <w:spacing w:before="160" w:after="80"/>
       </w:pPr>
       <w:r>
@@ -5241,6 +5681,21 @@
         </w:rPr>
         <w:t>。</w:t>
       </w:r>
+    </w:p>
+    <w:p>
+      <w:pPr>
+        <w:spacing w:before="0" w:after="0"/>
+      </w:pPr>
+    </w:p>
+    <w:p>
+      <w:pPr>
+        <w:spacing w:before="0" w:after="0"/>
+      </w:pPr>
+    </w:p>
+    <w:p>
+      <w:pPr>
+        <w:spacing w:before="0" w:after="0"/>
+      </w:pPr>
     </w:p>
     <w:p>
       <w:pPr>
@@ -5823,6 +6278,21 @@
     </w:p>
     <w:p>
       <w:pPr>
+        <w:spacing w:before="0" w:after="0"/>
+      </w:pPr>
+    </w:p>
+    <w:p>
+      <w:pPr>
+        <w:spacing w:before="0" w:after="0"/>
+      </w:pPr>
+    </w:p>
+    <w:p>
+      <w:pPr>
+        <w:spacing w:before="0" w:after="0"/>
+      </w:pPr>
+    </w:p>
+    <w:p>
+      <w:pPr>
         <w:spacing w:before="160" w:after="80"/>
       </w:pPr>
       <w:r>
@@ -6211,6 +6681,21 @@
     </w:p>
     <w:p>
       <w:pPr>
+        <w:spacing w:before="0" w:after="0"/>
+      </w:pPr>
+    </w:p>
+    <w:p>
+      <w:pPr>
+        <w:spacing w:before="0" w:after="0"/>
+      </w:pPr>
+    </w:p>
+    <w:p>
+      <w:pPr>
+        <w:spacing w:before="0" w:after="0"/>
+      </w:pPr>
+    </w:p>
+    <w:p>
+      <w:pPr>
         <w:spacing w:before="160" w:after="80"/>
       </w:pPr>
       <w:r>
@@ -6319,6 +6804,21 @@
     </w:p>
     <w:p>
       <w:pPr>
+        <w:spacing w:before="0" w:after="0"/>
+      </w:pPr>
+    </w:p>
+    <w:p>
+      <w:pPr>
+        <w:spacing w:before="0" w:after="0"/>
+      </w:pPr>
+    </w:p>
+    <w:p>
+      <w:pPr>
+        <w:spacing w:before="0" w:after="0"/>
+      </w:pPr>
+    </w:p>
+    <w:p>
+      <w:pPr>
         <w:spacing w:before="160" w:after="80"/>
       </w:pPr>
       <w:r>
@@ -6448,6 +6948,21 @@
     </w:p>
     <w:p>
       <w:pPr>
+        <w:spacing w:before="0" w:after="0"/>
+      </w:pPr>
+    </w:p>
+    <w:p>
+      <w:pPr>
+        <w:spacing w:before="0" w:after="0"/>
+      </w:pPr>
+    </w:p>
+    <w:p>
+      <w:pPr>
+        <w:spacing w:before="0" w:after="0"/>
+      </w:pPr>
+    </w:p>
+    <w:p>
+      <w:pPr>
         <w:spacing w:before="160" w:after="80"/>
       </w:pPr>
       <w:r>
@@ -6541,6 +7056,21 @@
         </w:rPr>
         <w:t>？</w:t>
       </w:r>
+    </w:p>
+    <w:p>
+      <w:pPr>
+        <w:spacing w:before="0" w:after="0"/>
+      </w:pPr>
+    </w:p>
+    <w:p>
+      <w:pPr>
+        <w:spacing w:before="0" w:after="0"/>
+      </w:pPr>
+    </w:p>
+    <w:p>
+      <w:pPr>
+        <w:spacing w:before="0" w:after="0"/>
+      </w:pPr>
     </w:p>
     <w:p>
       <w:pPr>

--- a/00-首页/题组Word/习题书/第二篇-结构化学/5-对称性与群论-学生版-打印版.docx
+++ b/00-首页/题组Word/习题书/第二篇-结构化学/5-对称性与群论-学生版-打印版.docx
@@ -6,9 +6,8 @@
     <w:p>
       <w:pPr>
         <w:pStyle w:val="Heading1"/>
-        <w:spacing w:before="0" w:after="240"/>
+        <w:spacing w:before="280" w:after="120"/>
         <w:jc w:val="center"/>
-        <w:keepNext/>
       </w:pPr>
       <w:r>
         <w:rPr>
@@ -55,8 +54,7 @@
     <w:p>
       <w:pPr>
         <w:pStyle w:val="Heading2"/>
-        <w:spacing w:before="280" w:after="80"/>
-        <w:keepNext/>
+        <w:spacing w:before="280" w:after="120"/>
       </w:pPr>
       <w:r>
         <w:rPr>
@@ -70,8 +68,7 @@
     <w:p>
       <w:pPr>
         <w:pStyle w:val="Heading2"/>
-        <w:spacing w:before="280" w:after="80"/>
-        <w:keepNext/>
+        <w:spacing w:before="280" w:after="120"/>
       </w:pPr>
       <w:r>
         <w:rPr>
@@ -357,8 +354,7 @@
     <w:p>
       <w:pPr>
         <w:pStyle w:val="Heading2"/>
-        <w:spacing w:before="280" w:after="80"/>
-        <w:keepNext/>
+        <w:spacing w:before="280" w:after="120"/>
       </w:pPr>
       <w:r>
         <w:rPr>
@@ -479,8 +475,7 @@
     <w:p>
       <w:pPr>
         <w:pStyle w:val="Heading2"/>
-        <w:spacing w:before="280" w:after="80"/>
-        <w:keepNext/>
+        <w:spacing w:before="280" w:after="120"/>
       </w:pPr>
       <w:r>
         <w:rPr>
@@ -598,8 +593,7 @@
     <w:p>
       <w:pPr>
         <w:pStyle w:val="Heading2"/>
-        <w:spacing w:before="280" w:after="80"/>
-        <w:keepNext/>
+        <w:spacing w:before="280" w:after="120"/>
       </w:pPr>
       <w:r>
         <w:rPr>
@@ -725,8 +719,7 @@
     <w:p>
       <w:pPr>
         <w:pStyle w:val="Heading2"/>
-        <w:spacing w:before="280" w:after="80"/>
-        <w:keepNext/>
+        <w:spacing w:before="280" w:after="120"/>
       </w:pPr>
       <w:r>
         <w:rPr>
@@ -852,8 +845,7 @@
     <w:p>
       <w:pPr>
         <w:pStyle w:val="Heading2"/>
-        <w:spacing w:before="280" w:after="80"/>
-        <w:keepNext/>
+        <w:spacing w:before="280" w:after="120"/>
       </w:pPr>
       <w:r>
         <w:rPr>
@@ -1042,8 +1034,7 @@
     <w:p>
       <w:pPr>
         <w:pStyle w:val="Heading2"/>
-        <w:spacing w:before="280" w:after="80"/>
-        <w:keepNext/>
+        <w:spacing w:before="280" w:after="120"/>
       </w:pPr>
       <w:r>
         <w:rPr>
@@ -1415,8 +1406,7 @@
     <w:p>
       <w:pPr>
         <w:pStyle w:val="Heading2"/>
-        <w:spacing w:before="280" w:after="80"/>
-        <w:keepNext/>
+        <w:spacing w:before="280" w:after="120"/>
       </w:pPr>
       <w:r>
         <w:rPr>
@@ -1508,8 +1498,7 @@
     <w:p>
       <w:pPr>
         <w:pStyle w:val="Heading2"/>
-        <w:spacing w:before="280" w:after="80"/>
-        <w:keepNext/>
+        <w:spacing w:before="280" w:after="120"/>
       </w:pPr>
       <w:r>
         <w:rPr>
@@ -1788,8 +1777,7 @@
     <w:p>
       <w:pPr>
         <w:pStyle w:val="Heading2"/>
-        <w:spacing w:before="280" w:after="80"/>
-        <w:keepNext/>
+        <w:spacing w:before="280" w:after="120"/>
       </w:pPr>
       <w:r>
         <w:rPr>
@@ -2109,8 +2097,7 @@
     <w:p>
       <w:pPr>
         <w:pStyle w:val="Heading2"/>
-        <w:spacing w:before="280" w:after="80"/>
-        <w:keepNext/>
+        <w:spacing w:before="280" w:after="120"/>
       </w:pPr>
       <w:r>
         <w:rPr>
@@ -2327,8 +2314,7 @@
     <w:p>
       <w:pPr>
         <w:pStyle w:val="Heading2"/>
-        <w:spacing w:before="280" w:after="80"/>
-        <w:keepNext/>
+        <w:spacing w:before="280" w:after="120"/>
       </w:pPr>
       <w:r>
         <w:rPr>
@@ -2490,8 +2476,7 @@
     <w:p>
       <w:pPr>
         <w:pStyle w:val="Heading2"/>
-        <w:spacing w:before="280" w:after="80"/>
-        <w:keepNext/>
+        <w:spacing w:before="280" w:after="120"/>
       </w:pPr>
       <w:r>
         <w:rPr>
@@ -2695,8 +2680,7 @@
     <w:p>
       <w:pPr>
         <w:pStyle w:val="Heading2"/>
-        <w:spacing w:before="280" w:after="80"/>
-        <w:keepNext/>
+        <w:spacing w:before="280" w:after="120"/>
       </w:pPr>
       <w:r>
         <w:rPr>
@@ -2752,8 +2736,7 @@
     <w:p>
       <w:pPr>
         <w:pStyle w:val="Heading2"/>
-        <w:spacing w:before="280" w:after="80"/>
-        <w:keepNext/>
+        <w:spacing w:before="280" w:after="120"/>
       </w:pPr>
       <w:r>
         <w:rPr>
@@ -2963,8 +2946,7 @@
     <w:p>
       <w:pPr>
         <w:pStyle w:val="Heading2"/>
-        <w:spacing w:before="280" w:after="80"/>
-        <w:keepNext/>
+        <w:spacing w:before="280" w:after="120"/>
       </w:pPr>
       <w:r>
         <w:rPr>
@@ -3032,8 +3014,7 @@
     <w:p>
       <w:pPr>
         <w:pStyle w:val="Heading2"/>
-        <w:spacing w:before="280" w:after="80"/>
-        <w:keepNext/>
+        <w:spacing w:before="280" w:after="120"/>
       </w:pPr>
       <w:r>
         <w:rPr>
@@ -3433,8 +3414,7 @@
     <w:p>
       <w:pPr>
         <w:pStyle w:val="Heading2"/>
-        <w:spacing w:before="280" w:after="80"/>
-        <w:keepNext/>
+        <w:spacing w:before="280" w:after="120"/>
       </w:pPr>
       <w:r>
         <w:rPr>
@@ -3586,8 +3566,7 @@
     <w:p>
       <w:pPr>
         <w:pStyle w:val="Heading2"/>
-        <w:spacing w:before="280" w:after="80"/>
-        <w:keepNext/>
+        <w:spacing w:before="280" w:after="120"/>
       </w:pPr>
       <w:r>
         <w:rPr>
@@ -4100,8 +4079,7 @@
     <w:p>
       <w:pPr>
         <w:pStyle w:val="Heading2"/>
-        <w:spacing w:before="280" w:after="80"/>
-        <w:keepNext/>
+        <w:spacing w:before="280" w:after="120"/>
       </w:pPr>
       <w:r>
         <w:rPr>
@@ -4402,8 +4380,7 @@
     <w:p>
       <w:pPr>
         <w:pStyle w:val="Heading2"/>
-        <w:spacing w:before="280" w:after="80"/>
-        <w:keepNext/>
+        <w:spacing w:before="280" w:after="120"/>
       </w:pPr>
       <w:r>
         <w:rPr>
@@ -4501,8 +4478,7 @@
     <w:p>
       <w:pPr>
         <w:pStyle w:val="Heading2"/>
-        <w:spacing w:before="280" w:after="80"/>
-        <w:keepNext/>
+        <w:spacing w:before="280" w:after="120"/>
       </w:pPr>
       <w:r>
         <w:rPr>
@@ -4702,8 +4678,7 @@
     <w:p>
       <w:pPr>
         <w:pStyle w:val="Heading2"/>
-        <w:spacing w:before="280" w:after="80"/>
-        <w:keepNext/>
+        <w:spacing w:before="280" w:after="120"/>
       </w:pPr>
       <w:r>
         <w:rPr>
@@ -5011,8 +4986,7 @@
     <w:p>
       <w:pPr>
         <w:pStyle w:val="Heading2"/>
-        <w:spacing w:before="280" w:after="80"/>
-        <w:keepNext/>
+        <w:spacing w:before="280" w:after="120"/>
       </w:pPr>
       <w:r>
         <w:rPr>
@@ -5440,8 +5414,7 @@
     <w:p>
       <w:pPr>
         <w:pStyle w:val="Heading2"/>
-        <w:spacing w:before="280" w:after="80"/>
-        <w:keepNext/>
+        <w:spacing w:before="280" w:after="120"/>
       </w:pPr>
       <w:r>
         <w:rPr>
@@ -5574,8 +5547,7 @@
     <w:p>
       <w:pPr>
         <w:pStyle w:val="Heading2"/>
-        <w:spacing w:before="280" w:after="80"/>
-        <w:keepNext/>
+        <w:spacing w:before="280" w:after="120"/>
       </w:pPr>
       <w:r>
         <w:rPr>
@@ -5637,8 +5609,7 @@
     <w:p>
       <w:pPr>
         <w:pStyle w:val="Heading2"/>
-        <w:spacing w:before="280" w:after="80"/>
-        <w:keepNext/>
+        <w:spacing w:before="280" w:after="120"/>
       </w:pPr>
       <w:r>
         <w:rPr>
@@ -5712,8 +5683,7 @@
     <w:p>
       <w:pPr>
         <w:pStyle w:val="Heading2"/>
-        <w:spacing w:before="280" w:after="80"/>
-        <w:keepNext/>
+        <w:spacing w:before="280" w:after="120"/>
       </w:pPr>
       <w:r>
         <w:rPr>
@@ -6306,8 +6276,7 @@
     <w:p>
       <w:pPr>
         <w:pStyle w:val="Heading2"/>
-        <w:spacing w:before="280" w:after="80"/>
-        <w:keepNext/>
+        <w:spacing w:before="280" w:after="120"/>
       </w:pPr>
       <w:r>
         <w:rPr>
@@ -6709,8 +6678,7 @@
     <w:p>
       <w:pPr>
         <w:pStyle w:val="Heading2"/>
-        <w:spacing w:before="280" w:after="80"/>
-        <w:keepNext/>
+        <w:spacing w:before="280" w:after="120"/>
       </w:pPr>
       <w:r>
         <w:rPr>
@@ -6832,8 +6800,7 @@
     <w:p>
       <w:pPr>
         <w:pStyle w:val="Heading2"/>
-        <w:spacing w:before="280" w:after="80"/>
-        <w:keepNext/>
+        <w:spacing w:before="280" w:after="120"/>
       </w:pPr>
       <w:r>
         <w:rPr>
@@ -6976,8 +6943,7 @@
     <w:p>
       <w:pPr>
         <w:pStyle w:val="Heading2"/>
-        <w:spacing w:before="280" w:after="80"/>
-        <w:keepNext/>
+        <w:spacing w:before="280" w:after="120"/>
       </w:pPr>
       <w:r>
         <w:rPr>
@@ -7085,8 +7051,8 @@
     <w:bookmarkEnd w:id="41"/>
     <w:bookmarkEnd w:id="42"/>
     <w:sectPr>
+      <w:headerReference w:type="default" r:id="rId10"/>
       <w:footerReference w:type="default" r:id="rId9"/>
-      <w:headerReference w:type="default" r:id="rId10"/>
       <w:footnotePr>
         <w:numRestart w:val="eachSect"/>
       </w:footnotePr>
@@ -7105,88 +7071,123 @@
 <w:ftr xmlns:m="http://schemas.openxmlformats.org/officeDocument/2006/math" xmlns:mc="http://schemas.openxmlformats.org/markup-compatibility/2006" xmlns:mo="http://schemas.microsoft.com/office/mac/office/2008/main" xmlns:mv="urn:schemas-microsoft-com:mac:vml" xmlns:o="urn:schemas-microsoft-com:office:office" xmlns:r="http://schemas.openxmlformats.org/officeDocument/2006/relationships" xmlns:v="urn:schemas-microsoft-com:vml" xmlns:w10="urn:schemas-microsoft-com:office:word" xmlns:w14="http://schemas.microsoft.com/office/word/2010/wordml" xmlns:w="http://schemas.openxmlformats.org/wordprocessingml/2006/main" xmlns:wne="http://schemas.microsoft.com/office/word/2006/wordml" xmlns:wp14="http://schemas.microsoft.com/office/word/2010/wordprocessingDrawing" xmlns:wp="http://schemas.openxmlformats.org/drawingml/2006/wordprocessingDrawing" xmlns:wpc="http://schemas.microsoft.com/office/word/2010/wordprocessingCanvas" xmlns:wpg="http://schemas.microsoft.com/office/word/2010/wordprocessingGroup" xmlns:wpi="http://schemas.microsoft.com/office/word/2010/wordprocessingInk" xmlns:wps="http://schemas.microsoft.com/office/word/2010/wordprocessingShape" mc:Ignorable="w14 wp14">
   <w:p>
     <w:pPr>
+      <w:pStyle w:val="Footer"/>
       <w:jc w:val="center"/>
     </w:pPr>
     <w:r>
       <w:rPr>
+        <w:rFonts w:ascii="Times New Roman" w:hAnsi="Times New Roman" w:eastAsia="Times New Roman" w:cs="Times New Roman"/>
+        <w:b w:val="0"/>
         <w:color w:val="000000"/>
-        <w:sz w:val="18"/>
+        <w:sz w:val="20"/>
       </w:rPr>
       <w:t xml:space="preserve">第 </w:t>
     </w:r>
     <w:r>
       <w:rPr>
+        <w:rFonts w:ascii="Times New Roman" w:hAnsi="Times New Roman" w:eastAsia="Times New Roman" w:cs="Times New Roman"/>
+        <w:b w:val="0"/>
         <w:color w:val="000000"/>
-        <w:sz w:val="18"/>
+        <w:sz w:val="20"/>
       </w:rPr>
       <w:fldChar w:fldCharType="begin"/>
     </w:r>
     <w:r>
       <w:rPr>
-        <w:sz w:val="18"/>
+        <w:rFonts w:ascii="Times New Roman" w:hAnsi="Times New Roman" w:eastAsia="Times New Roman" w:cs="Times New Roman"/>
+        <w:b w:val="0"/>
+        <w:color w:val="000000"/>
+        <w:sz w:val="20"/>
       </w:rPr>
       <w:instrText xml:space="preserve"> PAGE </w:instrText>
     </w:r>
     <w:r>
       <w:rPr>
-        <w:sz w:val="18"/>
+        <w:rFonts w:ascii="Times New Roman" w:hAnsi="Times New Roman" w:eastAsia="Times New Roman" w:cs="Times New Roman"/>
+        <w:b w:val="0"/>
+        <w:color w:val="000000"/>
+        <w:sz w:val="20"/>
       </w:rPr>
       <w:fldChar w:fldCharType="separate"/>
     </w:r>
     <w:r>
       <w:rPr>
-        <w:sz w:val="18"/>
+        <w:rFonts w:ascii="Times New Roman" w:hAnsi="Times New Roman" w:eastAsia="Times New Roman" w:cs="Times New Roman"/>
+        <w:b w:val="0"/>
+        <w:color w:val="000000"/>
+        <w:sz w:val="20"/>
       </w:rPr>
       <w:t>1</w:t>
     </w:r>
     <w:r>
       <w:rPr>
-        <w:sz w:val="18"/>
+        <w:rFonts w:ascii="Times New Roman" w:hAnsi="Times New Roman" w:eastAsia="Times New Roman" w:cs="Times New Roman"/>
+        <w:b w:val="0"/>
+        <w:color w:val="000000"/>
+        <w:sz w:val="20"/>
       </w:rPr>
       <w:fldChar w:fldCharType="end"/>
     </w:r>
     <w:r>
       <w:rPr>
+        <w:rFonts w:ascii="Times New Roman" w:hAnsi="Times New Roman" w:eastAsia="Times New Roman" w:cs="Times New Roman"/>
+        <w:b w:val="0"/>
         <w:color w:val="000000"/>
-        <w:sz w:val="18"/>
+        <w:sz w:val="20"/>
       </w:rPr>
       <w:t xml:space="preserve"> 页 / 共 </w:t>
     </w:r>
     <w:r>
       <w:rPr>
+        <w:rFonts w:ascii="Times New Roman" w:hAnsi="Times New Roman" w:eastAsia="Times New Roman" w:cs="Times New Roman"/>
+        <w:b w:val="0"/>
         <w:color w:val="000000"/>
-        <w:sz w:val="18"/>
+        <w:sz w:val="20"/>
       </w:rPr>
       <w:fldChar w:fldCharType="begin"/>
     </w:r>
     <w:r>
       <w:rPr>
-        <w:sz w:val="18"/>
+        <w:rFonts w:ascii="Times New Roman" w:hAnsi="Times New Roman" w:eastAsia="Times New Roman" w:cs="Times New Roman"/>
+        <w:b w:val="0"/>
+        <w:color w:val="000000"/>
+        <w:sz w:val="20"/>
       </w:rPr>
       <w:instrText xml:space="preserve"> NUMPAGES </w:instrText>
     </w:r>
     <w:r>
       <w:rPr>
-        <w:sz w:val="18"/>
+        <w:rFonts w:ascii="Times New Roman" w:hAnsi="Times New Roman" w:eastAsia="Times New Roman" w:cs="Times New Roman"/>
+        <w:b w:val="0"/>
+        <w:color w:val="000000"/>
+        <w:sz w:val="20"/>
       </w:rPr>
       <w:fldChar w:fldCharType="separate"/>
     </w:r>
     <w:r>
       <w:rPr>
-        <w:sz w:val="18"/>
+        <w:rFonts w:ascii="Times New Roman" w:hAnsi="Times New Roman" w:eastAsia="Times New Roman" w:cs="Times New Roman"/>
+        <w:b w:val="0"/>
+        <w:color w:val="000000"/>
+        <w:sz w:val="20"/>
       </w:rPr>
       <w:t>1</w:t>
     </w:r>
     <w:r>
       <w:rPr>
-        <w:sz w:val="18"/>
+        <w:rFonts w:ascii="Times New Roman" w:hAnsi="Times New Roman" w:eastAsia="Times New Roman" w:cs="Times New Roman"/>
+        <w:b w:val="0"/>
+        <w:color w:val="000000"/>
+        <w:sz w:val="20"/>
       </w:rPr>
       <w:fldChar w:fldCharType="end"/>
     </w:r>
     <w:r>
       <w:rPr>
+        <w:rFonts w:ascii="Times New Roman" w:hAnsi="Times New Roman" w:eastAsia="Times New Roman" w:cs="Times New Roman"/>
+        <w:b w:val="0"/>
         <w:color w:val="000000"/>
-        <w:sz w:val="18"/>
+        <w:sz w:val="20"/>
       </w:rPr>
       <w:t xml:space="preserve"> 页</w:t>
     </w:r>
@@ -7224,10 +7225,12 @@
     </w:pPr>
     <w:r>
       <w:rPr>
+        <w:rFonts w:ascii="Times New Roman" w:hAnsi="Times New Roman" w:eastAsia="Times New Roman" w:cs="Times New Roman"/>
+        <w:b w:val="0"/>
         <w:color w:val="000000"/>
         <w:sz w:val="18"/>
       </w:rPr>
-      <w:t>第二篇 结构化学 · 第5章 对称性与群论-学生版</w:t>
+      <w:t xml:space="preserve">第 5 章 对称性与群论</w:t>
     </w:r>
   </w:p>
 </w:hdr>
@@ -7597,7 +7600,7 @@
     <ns0:rPr>
       <ns0:rFonts ns0:ascii="Times New Roman" ns0:cs="Times New Roman" ns0:eastAsia="SimHei" ns0:hAnsi="Times New Roman"/>
       <ns0:b/>
-      <ns0:color ns0:val="17324D"/>
+      <ns0:color ns0:val="000000"/>
       <ns0:sz ns0:val="44"/>
       <ns0:szCs ns0:val="56"/>
     </ns0:rPr>
@@ -7739,7 +7742,7 @@
     <ns0:rPr>
       <ns0:rFonts ns0:ascii="Times New Roman" ns0:cs="Times New Roman" ns0:eastAsia="SimHei" ns0:hAnsi="Times New Roman"/>
       <ns0:b/>
-      <ns0:color ns0:val="17324D"/>
+      <ns0:color ns0:val="000000"/>
       <ns0:sz ns0:val="32"/>
       <ns0:szCs ns0:val="40"/>
     </ns0:rPr>
@@ -7763,7 +7766,7 @@
     <ns0:rPr>
       <ns0:rFonts ns0:ascii="Times New Roman" ns0:cs="Times New Roman" ns0:eastAsia="SimHei" ns0:hAnsi="Times New Roman"/>
       <ns0:b/>
-      <ns0:color ns0:val="17324D"/>
+      <ns0:color ns0:val="000000"/>
       <ns0:sz ns0:val="28"/>
       <ns0:szCs ns0:val="32"/>
     </ns0:rPr>
@@ -7787,7 +7790,7 @@
     <ns0:rPr>
       <ns0:rFonts ns0:ascii="Times New Roman" ns0:cs="Times New Roman" ns0:eastAsia="SimHei" ns0:hAnsi="Times New Roman"/>
       <ns0:b/>
-      <ns0:color ns0:val="17324D"/>
+      <ns0:color ns0:val="000000"/>
       <ns0:sz ns0:val="25"/>
       <ns0:szCs ns0:val="28"/>
     </ns0:rPr>
@@ -8263,7 +8266,7 @@
     <w:rPr>
       <w:rFonts w:ascii="Times New Roman" w:hAnsi="Times New Roman" w:eastAsia="FangSong" w:cs="Times New Roman"/>
       <w:b/>
-      <w:color w:val="000000"/>
+      <w:color w:val="007020"/>
     </w:rPr>
   </w:style>
   <w:style w:type="character" w:customStyle="1" w:styleId="DataTypeTok">
@@ -8271,7 +8274,7 @@
     <w:basedOn w:val="VerbatimChar"/>
     <w:rPr>
       <w:rFonts w:ascii="Times New Roman" w:hAnsi="Times New Roman" w:eastAsia="FangSong" w:cs="Times New Roman"/>
-      <w:color w:val="000000"/>
+      <w:color w:val="902000"/>
     </w:rPr>
   </w:style>
   <w:style w:type="character" w:customStyle="1" w:styleId="DecValTok">
@@ -8279,7 +8282,7 @@
     <w:basedOn w:val="VerbatimChar"/>
     <w:rPr>
       <w:rFonts w:ascii="Times New Roman" w:hAnsi="Times New Roman" w:eastAsia="FangSong" w:cs="Times New Roman"/>
-      <w:color w:val="000000"/>
+      <w:color w:val="40a070"/>
     </w:rPr>
   </w:style>
   <w:style w:type="character" w:customStyle="1" w:styleId="BaseNTok">
@@ -8287,7 +8290,7 @@
     <w:basedOn w:val="VerbatimChar"/>
     <w:rPr>
       <w:rFonts w:ascii="Times New Roman" w:hAnsi="Times New Roman" w:eastAsia="FangSong" w:cs="Times New Roman"/>
-      <w:color w:val="000000"/>
+      <w:color w:val="40a070"/>
     </w:rPr>
   </w:style>
   <w:style w:type="character" w:customStyle="1" w:styleId="FloatTok">
@@ -8295,7 +8298,7 @@
     <w:basedOn w:val="VerbatimChar"/>
     <w:rPr>
       <w:rFonts w:ascii="Times New Roman" w:hAnsi="Times New Roman" w:eastAsia="FangSong" w:cs="Times New Roman"/>
-      <w:color w:val="000000"/>
+      <w:color w:val="40a070"/>
     </w:rPr>
   </w:style>
   <w:style w:type="character" w:customStyle="1" w:styleId="ConstantTok">
@@ -8303,7 +8306,7 @@
     <w:basedOn w:val="VerbatimChar"/>
     <w:rPr>
       <w:rFonts w:ascii="Times New Roman" w:hAnsi="Times New Roman" w:eastAsia="FangSong" w:cs="Times New Roman"/>
-      <w:color w:val="000000"/>
+      <w:color w:val="880000"/>
     </w:rPr>
   </w:style>
   <w:style w:type="character" w:customStyle="1" w:styleId="CharTok">
@@ -8311,7 +8314,7 @@
     <w:basedOn w:val="VerbatimChar"/>
     <w:rPr>
       <w:rFonts w:ascii="Times New Roman" w:hAnsi="Times New Roman" w:eastAsia="FangSong" w:cs="Times New Roman"/>
-      <w:color w:val="000000"/>
+      <w:color w:val="4070a0"/>
     </w:rPr>
   </w:style>
   <w:style w:type="character" w:customStyle="1" w:styleId="SpecialCharTok">
@@ -8319,7 +8322,7 @@
     <w:basedOn w:val="VerbatimChar"/>
     <w:rPr>
       <w:rFonts w:ascii="Times New Roman" w:hAnsi="Times New Roman" w:eastAsia="FangSong" w:cs="Times New Roman"/>
-      <w:color w:val="000000"/>
+      <w:color w:val="4070a0"/>
     </w:rPr>
   </w:style>
   <w:style w:type="character" w:customStyle="1" w:styleId="StringTok">
@@ -8327,7 +8330,7 @@
     <w:basedOn w:val="VerbatimChar"/>
     <w:rPr>
       <w:rFonts w:ascii="Times New Roman" w:hAnsi="Times New Roman" w:eastAsia="FangSong" w:cs="Times New Roman"/>
-      <w:color w:val="000000"/>
+      <w:color w:val="4070a0"/>
     </w:rPr>
   </w:style>
   <w:style w:type="character" w:customStyle="1" w:styleId="VerbatimStringTok">
@@ -8335,7 +8338,7 @@
     <w:basedOn w:val="VerbatimChar"/>
     <w:rPr>
       <w:rFonts w:ascii="Times New Roman" w:hAnsi="Times New Roman" w:eastAsia="FangSong" w:cs="Times New Roman"/>
-      <w:color w:val="000000"/>
+      <w:color w:val="4070a0"/>
     </w:rPr>
   </w:style>
   <w:style w:type="character" w:customStyle="1" w:styleId="SpecialStringTok">
@@ -8343,7 +8346,7 @@
     <w:basedOn w:val="VerbatimChar"/>
     <w:rPr>
       <w:rFonts w:ascii="Times New Roman" w:hAnsi="Times New Roman" w:eastAsia="FangSong" w:cs="Times New Roman"/>
-      <w:color w:val="000000"/>
+      <w:color w:val="bb6688"/>
     </w:rPr>
   </w:style>
   <w:style w:type="character" w:customStyle="1" w:styleId="ImportTok">
@@ -8352,7 +8355,7 @@
     <w:rPr>
       <w:rFonts w:ascii="Times New Roman" w:hAnsi="Times New Roman" w:eastAsia="FangSong" w:cs="Times New Roman"/>
       <w:b/>
-      <w:color w:val="000000"/>
+      <w:color w:val="008000"/>
     </w:rPr>
   </w:style>
   <w:style w:type="character" w:customStyle="1" w:styleId="CommentTok">
@@ -8361,7 +8364,7 @@
     <w:rPr>
       <w:rFonts w:ascii="Times New Roman" w:hAnsi="Times New Roman" w:eastAsia="FangSong" w:cs="Times New Roman"/>
       <w:i/>
-      <w:color w:val="000000"/>
+      <w:color w:val="60a0b0"/>
     </w:rPr>
   </w:style>
   <w:style w:type="character" w:customStyle="1" w:styleId="DocumentationTok">
@@ -8370,7 +8373,7 @@
     <w:rPr>
       <w:rFonts w:ascii="Times New Roman" w:hAnsi="Times New Roman" w:eastAsia="FangSong" w:cs="Times New Roman"/>
       <w:i/>
-      <w:color w:val="000000"/>
+      <w:color w:val="ba2121"/>
     </w:rPr>
   </w:style>
   <w:style w:type="character" w:customStyle="1" w:styleId="AnnotationTok">
@@ -8380,7 +8383,7 @@
       <w:rFonts w:ascii="Times New Roman" w:hAnsi="Times New Roman" w:eastAsia="FangSong" w:cs="Times New Roman"/>
       <w:b/>
       <w:i/>
-      <w:color w:val="000000"/>
+      <w:color w:val="60a0b0"/>
     </w:rPr>
   </w:style>
   <w:style w:type="character" w:customStyle="1" w:styleId="CommentVarTok">
@@ -8390,7 +8393,7 @@
       <w:rFonts w:ascii="Times New Roman" w:hAnsi="Times New Roman" w:eastAsia="FangSong" w:cs="Times New Roman"/>
       <w:b/>
       <w:i/>
-      <w:color w:val="000000"/>
+      <w:color w:val="60a0b0"/>
     </w:rPr>
   </w:style>
   <w:style w:type="character" w:customStyle="1" w:styleId="OtherTok">
@@ -8398,7 +8401,7 @@
     <w:basedOn w:val="VerbatimChar"/>
     <w:rPr>
       <w:rFonts w:ascii="Times New Roman" w:hAnsi="Times New Roman" w:eastAsia="FangSong" w:cs="Times New Roman"/>
-      <w:color w:val="000000"/>
+      <w:color w:val="007020"/>
     </w:rPr>
   </w:style>
   <w:style w:type="character" w:customStyle="1" w:styleId="FunctionTok">
@@ -8406,7 +8409,7 @@
     <w:basedOn w:val="VerbatimChar"/>
     <w:rPr>
       <w:rFonts w:ascii="Times New Roman" w:hAnsi="Times New Roman" w:eastAsia="FangSong" w:cs="Times New Roman"/>
-      <w:color w:val="000000"/>
+      <w:color w:val="06287e"/>
     </w:rPr>
   </w:style>
   <w:style w:type="character" w:customStyle="1" w:styleId="VariableTok">
@@ -8414,7 +8417,7 @@
     <w:basedOn w:val="VerbatimChar"/>
     <w:rPr>
       <w:rFonts w:ascii="Times New Roman" w:hAnsi="Times New Roman" w:eastAsia="FangSong" w:cs="Times New Roman"/>
-      <w:color w:val="000000"/>
+      <w:color w:val="19177c"/>
     </w:rPr>
   </w:style>
   <w:style w:type="character" w:customStyle="1" w:styleId="ControlFlowTok">
@@ -8423,7 +8426,7 @@
     <w:rPr>
       <w:rFonts w:ascii="Times New Roman" w:hAnsi="Times New Roman" w:eastAsia="FangSong" w:cs="Times New Roman"/>
       <w:b/>
-      <w:color w:val="000000"/>
+      <w:color w:val="007020"/>
     </w:rPr>
   </w:style>
   <w:style w:type="character" w:customStyle="1" w:styleId="OperatorTok">
@@ -8431,7 +8434,7 @@
     <w:basedOn w:val="VerbatimChar"/>
     <w:rPr>
       <w:rFonts w:ascii="Times New Roman" w:hAnsi="Times New Roman" w:eastAsia="FangSong" w:cs="Times New Roman"/>
-      <w:color w:val="000000"/>
+      <w:color w:val="666666"/>
     </w:rPr>
   </w:style>
   <w:style w:type="character" w:customStyle="1" w:styleId="BuiltInTok">
@@ -8439,7 +8442,7 @@
     <w:basedOn w:val="VerbatimChar"/>
     <w:rPr>
       <w:rFonts w:ascii="Times New Roman" w:hAnsi="Times New Roman" w:eastAsia="FangSong" w:cs="Times New Roman"/>
-      <w:color w:val="000000"/>
+      <w:color w:val="008000"/>
     </w:rPr>
   </w:style>
   <w:style w:type="character" w:customStyle="1" w:styleId="ExtensionTok">
@@ -8454,7 +8457,7 @@
     <w:basedOn w:val="VerbatimChar"/>
     <w:rPr>
       <w:rFonts w:ascii="Times New Roman" w:hAnsi="Times New Roman" w:eastAsia="FangSong" w:cs="Times New Roman"/>
-      <w:color w:val="000000"/>
+      <w:color w:val="bc7a00"/>
     </w:rPr>
   </w:style>
   <w:style w:type="character" w:customStyle="1" w:styleId="AttributeTok">
@@ -8462,7 +8465,7 @@
     <w:basedOn w:val="VerbatimChar"/>
     <w:rPr>
       <w:rFonts w:ascii="Times New Roman" w:hAnsi="Times New Roman" w:eastAsia="FangSong" w:cs="Times New Roman"/>
-      <w:color w:val="000000"/>
+      <w:color w:val="7d9029"/>
     </w:rPr>
   </w:style>
   <w:style w:type="character" w:customStyle="1" w:styleId="RegionMarkerTok">
@@ -8479,7 +8482,7 @@
       <w:rFonts w:ascii="Times New Roman" w:hAnsi="Times New Roman" w:eastAsia="FangSong" w:cs="Times New Roman"/>
       <w:b/>
       <w:i/>
-      <w:color w:val="000000"/>
+      <w:color w:val="60a0b0"/>
     </w:rPr>
   </w:style>
   <w:style w:type="character" w:customStyle="1" w:styleId="WarningTok">
@@ -8489,7 +8492,7 @@
       <w:rFonts w:ascii="Times New Roman" w:hAnsi="Times New Roman" w:eastAsia="FangSong" w:cs="Times New Roman"/>
       <w:b/>
       <w:i/>
-      <w:color w:val="000000"/>
+      <w:color w:val="60a0b0"/>
     </w:rPr>
   </w:style>
   <w:style w:type="character" w:customStyle="1" w:styleId="AlertTok">
@@ -8498,7 +8501,7 @@
     <w:rPr>
       <w:rFonts w:ascii="Times New Roman" w:hAnsi="Times New Roman" w:eastAsia="FangSong" w:cs="Times New Roman"/>
       <w:b/>
-      <w:color w:val="000000"/>
+      <w:color w:val="ff0000"/>
     </w:rPr>
   </w:style>
   <w:style w:type="character" w:customStyle="1" w:styleId="ErrorTok">
@@ -8507,7 +8510,7 @@
     <w:rPr>
       <w:rFonts w:ascii="Times New Roman" w:hAnsi="Times New Roman" w:eastAsia="FangSong" w:cs="Times New Roman"/>
       <w:b/>
-      <w:color w:val="000000"/>
+      <w:color w:val="ff0000"/>
     </w:rPr>
   </w:style>
   <w:style w:type="character" w:customStyle="1" w:styleId="NormalTok">

--- a/00-首页/题组Word/习题书/第二篇-结构化学/5-对称性与群论-学生版-打印版.docx
+++ b/00-首页/题组Word/习题书/第二篇-结构化学/5-对称性与群论-学生版-打印版.docx
@@ -7051,7 +7051,6 @@
     <w:bookmarkEnd w:id="41"/>
     <w:bookmarkEnd w:id="42"/>
     <w:sectPr>
-      <w:headerReference w:type="default" r:id="rId10"/>
       <w:footerReference w:type="default" r:id="rId9"/>
       <w:footnotePr>
         <w:numRestart w:val="eachSect"/>
@@ -7078,16 +7077,6 @@
       <w:rPr>
         <w:rFonts w:ascii="Times New Roman" w:hAnsi="Times New Roman" w:eastAsia="Times New Roman" w:cs="Times New Roman"/>
         <w:b w:val="0"/>
-        <w:color w:val="000000"/>
-        <w:sz w:val="20"/>
-      </w:rPr>
-      <w:t xml:space="preserve">第 </w:t>
-    </w:r>
-    <w:r>
-      <w:rPr>
-        <w:rFonts w:ascii="Times New Roman" w:hAnsi="Times New Roman" w:eastAsia="Times New Roman" w:cs="Times New Roman"/>
-        <w:b w:val="0"/>
-        <w:color w:val="000000"/>
         <w:sz w:val="20"/>
       </w:rPr>
       <w:fldChar w:fldCharType="begin"/>
@@ -7096,7 +7085,6 @@
       <w:rPr>
         <w:rFonts w:ascii="Times New Roman" w:hAnsi="Times New Roman" w:eastAsia="Times New Roman" w:cs="Times New Roman"/>
         <w:b w:val="0"/>
-        <w:color w:val="000000"/>
         <w:sz w:val="20"/>
       </w:rPr>
       <w:instrText xml:space="preserve"> PAGE </w:instrText>
@@ -7105,91 +7093,9 @@
       <w:rPr>
         <w:rFonts w:ascii="Times New Roman" w:hAnsi="Times New Roman" w:eastAsia="Times New Roman" w:cs="Times New Roman"/>
         <w:b w:val="0"/>
-        <w:color w:val="000000"/>
-        <w:sz w:val="20"/>
-      </w:rPr>
-      <w:fldChar w:fldCharType="separate"/>
-    </w:r>
-    <w:r>
-      <w:rPr>
-        <w:rFonts w:ascii="Times New Roman" w:hAnsi="Times New Roman" w:eastAsia="Times New Roman" w:cs="Times New Roman"/>
-        <w:b w:val="0"/>
-        <w:color w:val="000000"/>
-        <w:sz w:val="20"/>
-      </w:rPr>
-      <w:t>1</w:t>
-    </w:r>
-    <w:r>
-      <w:rPr>
-        <w:rFonts w:ascii="Times New Roman" w:hAnsi="Times New Roman" w:eastAsia="Times New Roman" w:cs="Times New Roman"/>
-        <w:b w:val="0"/>
-        <w:color w:val="000000"/>
         <w:sz w:val="20"/>
       </w:rPr>
       <w:fldChar w:fldCharType="end"/>
-    </w:r>
-    <w:r>
-      <w:rPr>
-        <w:rFonts w:ascii="Times New Roman" w:hAnsi="Times New Roman" w:eastAsia="Times New Roman" w:cs="Times New Roman"/>
-        <w:b w:val="0"/>
-        <w:color w:val="000000"/>
-        <w:sz w:val="20"/>
-      </w:rPr>
-      <w:t xml:space="preserve"> 页 / 共 </w:t>
-    </w:r>
-    <w:r>
-      <w:rPr>
-        <w:rFonts w:ascii="Times New Roman" w:hAnsi="Times New Roman" w:eastAsia="Times New Roman" w:cs="Times New Roman"/>
-        <w:b w:val="0"/>
-        <w:color w:val="000000"/>
-        <w:sz w:val="20"/>
-      </w:rPr>
-      <w:fldChar w:fldCharType="begin"/>
-    </w:r>
-    <w:r>
-      <w:rPr>
-        <w:rFonts w:ascii="Times New Roman" w:hAnsi="Times New Roman" w:eastAsia="Times New Roman" w:cs="Times New Roman"/>
-        <w:b w:val="0"/>
-        <w:color w:val="000000"/>
-        <w:sz w:val="20"/>
-      </w:rPr>
-      <w:instrText xml:space="preserve"> NUMPAGES </w:instrText>
-    </w:r>
-    <w:r>
-      <w:rPr>
-        <w:rFonts w:ascii="Times New Roman" w:hAnsi="Times New Roman" w:eastAsia="Times New Roman" w:cs="Times New Roman"/>
-        <w:b w:val="0"/>
-        <w:color w:val="000000"/>
-        <w:sz w:val="20"/>
-      </w:rPr>
-      <w:fldChar w:fldCharType="separate"/>
-    </w:r>
-    <w:r>
-      <w:rPr>
-        <w:rFonts w:ascii="Times New Roman" w:hAnsi="Times New Roman" w:eastAsia="Times New Roman" w:cs="Times New Roman"/>
-        <w:b w:val="0"/>
-        <w:color w:val="000000"/>
-        <w:sz w:val="20"/>
-      </w:rPr>
-      <w:t>1</w:t>
-    </w:r>
-    <w:r>
-      <w:rPr>
-        <w:rFonts w:ascii="Times New Roman" w:hAnsi="Times New Roman" w:eastAsia="Times New Roman" w:cs="Times New Roman"/>
-        <w:b w:val="0"/>
-        <w:color w:val="000000"/>
-        <w:sz w:val="20"/>
-      </w:rPr>
-      <w:fldChar w:fldCharType="end"/>
-    </w:r>
-    <w:r>
-      <w:rPr>
-        <w:rFonts w:ascii="Times New Roman" w:hAnsi="Times New Roman" w:eastAsia="Times New Roman" w:cs="Times New Roman"/>
-        <w:b w:val="0"/>
-        <w:color w:val="000000"/>
-        <w:sz w:val="20"/>
-      </w:rPr>
-      <w:t xml:space="preserve"> 页</w:t>
     </w:r>
   </w:p>
 </w:ftr>
@@ -7212,28 +7118,6 @@
     </w:p>
   </w:footnote>
 </w:footnotes>
-</file>
-
-<file path=word/header1.xml><?xml version="1.0" encoding="utf-8"?>
-<w:hdr xmlns:m="http://schemas.openxmlformats.org/officeDocument/2006/math" xmlns:mc="http://schemas.openxmlformats.org/markup-compatibility/2006" xmlns:mo="http://schemas.microsoft.com/office/mac/office/2008/main" xmlns:mv="urn:schemas-microsoft-com:mac:vml" xmlns:o="urn:schemas-microsoft-com:office:office" xmlns:r="http://schemas.openxmlformats.org/officeDocument/2006/relationships" xmlns:v="urn:schemas-microsoft-com:vml" xmlns:w10="urn:schemas-microsoft-com:office:word" xmlns:w14="http://schemas.microsoft.com/office/word/2010/wordml" xmlns:w="http://schemas.openxmlformats.org/wordprocessingml/2006/main" xmlns:wne="http://schemas.microsoft.com/office/word/2006/wordml" xmlns:wp14="http://schemas.microsoft.com/office/word/2010/wordprocessingDrawing" xmlns:wp="http://schemas.openxmlformats.org/drawingml/2006/wordprocessingDrawing" xmlns:wpc="http://schemas.microsoft.com/office/word/2010/wordprocessingCanvas" xmlns:wpg="http://schemas.microsoft.com/office/word/2010/wordprocessingGroup" xmlns:wpi="http://schemas.microsoft.com/office/word/2010/wordprocessingInk" xmlns:wps="http://schemas.microsoft.com/office/word/2010/wordprocessingShape" mc:Ignorable="w14 wp14">
-  <w:p>
-    <w:pPr>
-      <w:jc w:val="right"/>
-      <w:pBdr>
-        <w:bottom w:val="single" w:sz="4" w:space="2" w:color="000000"/>
-      </w:pBdr>
-    </w:pPr>
-    <w:r>
-      <w:rPr>
-        <w:rFonts w:ascii="Times New Roman" w:hAnsi="Times New Roman" w:eastAsia="Times New Roman" w:cs="Times New Roman"/>
-        <w:b w:val="0"/>
-        <w:color w:val="000000"/>
-        <w:sz w:val="18"/>
-      </w:rPr>
-      <w:t xml:space="preserve">第 5 章 对称性与群论</w:t>
-    </w:r>
-  </w:p>
-</w:hdr>
 </file>
 
 <file path=word/numbering.xml><?xml version="1.0" encoding="utf-8"?>
